--- a/worksheets/PR_L01_TuckShopTill_Worksheet.docx
+++ b/worksheets/PR_L01_TuckShopTill_Worksheet.docx
@@ -1711,7 +1711,7 @@
                       <w:sz w:val="21"/>
                       <w:szCs w:val="21"/>
                     </w:rPr>
-                    <w:t xml:space="preserve">The tuck shop screen shows the shop's name above whatever item has been scanned.</w:t>
+                    <w:t xml:space="preserve">At the tuck shop till, print the shop name above the item scanned.</w:t>
                   </w:r>
                 </w:p>
               </w:tc>
@@ -1817,7 +1817,7 @@
                       <w:sz w:val="21"/>
                       <w:szCs w:val="21"/>
                     </w:rPr>
-                    <w:t xml:space="preserve">The tuck shop till prints a three line receipt around the item that was scanned.</w:t>
+                    <w:t xml:space="preserve">Print a three line tuck shop receipt around the item scanned.</w:t>
                   </w:r>
                 </w:p>
               </w:tc>
@@ -2491,7 +2491,7 @@
                       <w:sz w:val="21"/>
                       <w:szCs w:val="21"/>
                     </w:rPr>
-                    <w:t xml:space="preserve">Every drink at the sports day stall costs the same, so the price never changes while the program runs.</w:t>
+                    <w:t xml:space="preserve">Print a customer's name, then a drink price kept in a constant.</w:t>
                   </w:r>
                 </w:p>
               </w:tc>
@@ -2597,7 +2597,7 @@
                       <w:sz w:val="21"/>
                       <w:szCs w:val="21"/>
                     </w:rPr>
-                    <w:t xml:space="preserve">The noticeboard outside the library has one slot. It starts the day saying Closed and is then replaced with a new message.</w:t>
+                    <w:t xml:space="preserve">Print the noticeboard message, then replace it with a new one and print again.</w:t>
                   </w:r>
                 </w:p>
               </w:tc>
@@ -3271,7 +3271,7 @@
                       <w:sz w:val="21"/>
                       <w:szCs w:val="21"/>
                     </w:rPr>
-                    <w:t xml:space="preserve">The library self-service screen asks a borrower for their name, then logs them in.</w:t>
+                    <w:t xml:space="preserve">Read a borrower's name, then print Welcome above it.</w:t>
                   </w:r>
                 </w:p>
               </w:tc>
@@ -3377,7 +3377,7 @@
                       <w:sz w:val="21"/>
                       <w:szCs w:val="21"/>
                     </w:rPr>
-                    <w:t xml:space="preserve">A bus stop screen is told which stop it is at and the time of the next bus, and shows the time above the stop name.</w:t>
+                    <w:t xml:space="preserve">Read a bus stop name and a bus time, then print the time first.</w:t>
                   </w:r>
                 </w:p>
               </w:tc>
@@ -4051,7 +4051,7 @@
                       <w:sz w:val="21"/>
                       <w:szCs w:val="21"/>
                     </w:rPr>
-                    <w:t xml:space="preserve">A library ticket joins a borrower's two names into one line of text.</w:t>
+                    <w:t xml:space="preserve">Join a borrower's two names into one line and print it.</w:t>
                   </w:r>
                 </w:p>
               </w:tc>
@@ -4157,7 +4157,7 @@
                       <w:sz w:val="21"/>
                       <w:szCs w:val="21"/>
                     </w:rPr>
-                    <w:t xml:space="preserve">A library account record holds four different kinds of value: a name, a count of books, a daily fine and a flag saying the account is open.</w:t>
+                    <w:t xml:space="preserve">Print four values of four different data types, one per line.</w:t>
                   </w:r>
                 </w:p>
               </w:tc>
@@ -4831,7 +4831,7 @@
                       <w:sz w:val="21"/>
                       <w:szCs w:val="21"/>
                     </w:rPr>
-                    <w:t xml:space="preserve">The tuck shop gets two deliveries of juice cartons in one week and needs the total.</w:t>
+                    <w:t xml:space="preserve">Read two whole numbers and print their total.</w:t>
                   </w:r>
                 </w:p>
               </w:tc>
@@ -4937,7 +4937,7 @@
                       <w:sz w:val="21"/>
                       <w:szCs w:val="21"/>
                     </w:rPr>
-                    <w:t xml:space="preserve">The library fine screen shows the amount owed inside a sentence, always as a real number.</w:t>
+                    <w:t xml:space="preserve">Print a fine amount inside a sentence, as a real number.</w:t>
                   </w:r>
                 </w:p>
               </w:tc>
@@ -5611,7 +5611,7 @@
                       <w:sz w:val="21"/>
                       <w:szCs w:val="21"/>
                     </w:rPr>
-                    <w:t xml:space="preserve">A sports day card is printed for each competitor in Elm house, showing their name, how many races they still have to run and their best time so far.</w:t>
+                    <w:t xml:space="preserve">Print a sports day card showing a competitor's name, house, races and time.</w:t>
                   </w:r>
                 </w:p>
               </w:tc>

--- a/worksheets/PR_L01_TuckShopTill_Worksheet.docx
+++ b/worksheets/PR_L01_TuckShopTill_Worksheet.docx
@@ -1711,7 +1711,7 @@
                       <w:sz w:val="21"/>
                       <w:szCs w:val="21"/>
                     </w:rPr>
-                    <w:t xml:space="preserve">At the tuck shop till, print the shop name above the item scanned.</w:t>
+                    <w:t xml:space="preserve">Print one line of text: Oak Lane tuck shop.</w:t>
                   </w:r>
                 </w:p>
               </w:tc>
@@ -1817,7 +1817,113 @@
                       <w:sz w:val="21"/>
                       <w:szCs w:val="21"/>
                     </w:rPr>
-                    <w:t xml:space="preserve">Print a three line tuck shop receipt around the item scanned.</w:t>
+                    <w:t xml:space="preserve">Print Oak Lane tuck shop, then the item the user types.</w:t>
+                  </w:r>
+                </w:p>
+              </w:tc>
+              <w:tc>
+                <w:tcPr>
+                  <w:tcW w:type="dxa" w:w="3342"/>
+                  <w:tcBorders>
+                    <w:top w:val="single" w:color="B7C2D1" w:sz="4"/>
+                    <w:left w:val="single" w:color="B7C2D1" w:sz="4"/>
+                    <w:bottom w:val="single" w:color="B7C2D1" w:sz="4"/>
+                    <w:right w:val="single" w:color="B7C2D1" w:sz="4"/>
+                  </w:tcBorders>
+                  <w:shd w:fill="FFFFFF" w:color="auto" w:val="clear"/>
+                  <w:tcMar>
+                    <w:top w:type="dxa" w:w="80"/>
+                    <w:left w:type="dxa" w:w="120"/>
+                    <w:bottom w:type="dxa" w:w="80"/>
+                    <w:right w:type="dxa" w:w="120"/>
+                  </w:tcMar>
+                  <w:vAlign w:val="center"/>
+                </w:tcPr>
+                <w:p>
+                  <w:pPr>
+                    <w:spacing w:after="0" w:before="0"/>
+                  </w:pPr>
+                  <w:r>
+                    <w:rPr>
+                      <w:rFonts w:ascii="Arial" w:cs="Arial" w:eastAsia="Arial" w:hAnsi="Arial"/>
+                      <w:b w:val="false"/>
+                      <w:bCs w:val="false"/>
+                      <w:sz w:val="21"/>
+                      <w:szCs w:val="21"/>
+                    </w:rPr>
+                    <w:t xml:space="preserve">1</w:t>
+                  </w:r>
+                </w:p>
+              </w:tc>
+              <w:tc>
+                <w:tcPr>
+                  <w:tcW w:type="dxa" w:w="3342"/>
+                  <w:tcBorders>
+                    <w:top w:val="single" w:color="B7C2D1" w:sz="4"/>
+                    <w:left w:val="single" w:color="B7C2D1" w:sz="4"/>
+                    <w:bottom w:val="single" w:color="B7C2D1" w:sz="4"/>
+                    <w:right w:val="single" w:color="B7C2D1" w:sz="4"/>
+                  </w:tcBorders>
+                  <w:shd w:fill="FFFFFF" w:color="auto" w:val="clear"/>
+                  <w:tcMar>
+                    <w:top w:type="dxa" w:w="80"/>
+                    <w:left w:type="dxa" w:w="120"/>
+                    <w:bottom w:type="dxa" w:w="80"/>
+                    <w:right w:type="dxa" w:w="120"/>
+                  </w:tcMar>
+                  <w:vAlign w:val="center"/>
+                </w:tcPr>
+                <w:p>
+                  <w:pPr>
+                    <w:spacing w:after="0" w:before="0"/>
+                  </w:pPr>
+                  <w:r>
+                    <w:rPr>
+                      <w:rFonts w:ascii="Arial" w:cs="Arial" w:eastAsia="Arial" w:hAnsi="Arial"/>
+                      <w:b w:val="false"/>
+                      <w:bCs w:val="false"/>
+                      <w:sz w:val="21"/>
+                      <w:szCs w:val="21"/>
+                    </w:rPr>
+                    <w:t xml:space="preserve"/>
+                  </w:r>
+                </w:p>
+              </w:tc>
+            </w:tr>
+            <w:tr>
+              <w:trPr>
+                <w:cantSplit/>
+                <w:trHeight w:val="360" w:hRule="atLeast"/>
+              </w:trPr>
+              <w:tc>
+                <w:tcPr>
+                  <w:tcW w:type="dxa" w:w="3342"/>
+                  <w:tcBorders>
+                    <w:top w:val="single" w:color="B7C2D1" w:sz="4"/>
+                    <w:left w:val="single" w:color="B7C2D1" w:sz="4"/>
+                    <w:bottom w:val="single" w:color="B7C2D1" w:sz="4"/>
+                    <w:right w:val="single" w:color="B7C2D1" w:sz="4"/>
+                  </w:tcBorders>
+                  <w:shd w:fill="FFFFFF" w:color="auto" w:val="clear"/>
+                  <w:tcMar>
+                    <w:top w:type="dxa" w:w="80"/>
+                    <w:left w:type="dxa" w:w="120"/>
+                    <w:bottom w:type="dxa" w:w="80"/>
+                    <w:right w:type="dxa" w:w="120"/>
+                  </w:tcMar>
+                  <w:vAlign w:val="center"/>
+                </w:tcPr>
+                <w:p>
+                  <w:pPr>
+                    <w:spacing w:after="0" w:before="0"/>
+                  </w:pPr>
+                  <w:r>
+                    <w:rPr>
+                      <w:rFonts w:ascii="Arial" w:cs="Arial" w:eastAsia="Arial" w:hAnsi="Arial"/>
+                      <w:sz w:val="21"/>
+                      <w:szCs w:val="21"/>
+                    </w:rPr>
+                    <w:t xml:space="preserve">Print a three line receipt around the item the user types.</w:t>
                   </w:r>
                 </w:p>
               </w:tc>
@@ -2491,7 +2597,7 @@
                       <w:sz w:val="21"/>
                       <w:szCs w:val="21"/>
                     </w:rPr>
-                    <w:t xml:space="preserve">Print a customer's name, then a drink price kept in a constant.</w:t>
+                    <w:t xml:space="preserve">Print the customer's name, then a price kept in a constant.</w:t>
                   </w:r>
                 </w:p>
               </w:tc>
@@ -2597,7 +2703,7 @@
                       <w:sz w:val="21"/>
                       <w:szCs w:val="21"/>
                     </w:rPr>
-                    <w:t xml:space="preserve">Print the noticeboard message, then replace it with a new one and print again.</w:t>
+                    <w:t xml:space="preserve">Show a noticeboard changing from Closed to a new message.</w:t>
                   </w:r>
                 </w:p>
               </w:tc>
@@ -3271,7 +3377,7 @@
                       <w:sz w:val="21"/>
                       <w:szCs w:val="21"/>
                     </w:rPr>
-                    <w:t xml:space="preserve">Read a borrower's name, then print Welcome above it.</w:t>
+                    <w:t xml:space="preserve">Read a word and print it on three separate lines.</w:t>
                   </w:r>
                 </w:p>
               </w:tc>
@@ -3377,7 +3483,7 @@
                       <w:sz w:val="21"/>
                       <w:szCs w:val="21"/>
                     </w:rPr>
-                    <w:t xml:space="preserve">Read a bus stop name and a bus time, then print the time first.</w:t>
+                    <w:t xml:space="preserve">Read a bus stop and a time, then print the time first.</w:t>
                   </w:r>
                 </w:p>
               </w:tc>
@@ -4051,7 +4157,7 @@
                       <w:sz w:val="21"/>
                       <w:szCs w:val="21"/>
                     </w:rPr>
-                    <w:t xml:space="preserve">Join a borrower's two names into one line and print it.</w:t>
+                    <w:t xml:space="preserve">Join a first and last name into one line of text.</w:t>
                   </w:r>
                 </w:p>
               </w:tc>
@@ -4157,7 +4263,7 @@
                       <w:sz w:val="21"/>
                       <w:szCs w:val="21"/>
                     </w:rPr>
-                    <w:t xml:space="preserve">Print four values of four different data types, one per line.</w:t>
+                    <w:t xml:space="preserve">Print a name, then the number 3, then 0.25, then True.</w:t>
                   </w:r>
                 </w:p>
               </w:tc>
@@ -5611,7 +5717,7 @@
                       <w:sz w:val="21"/>
                       <w:szCs w:val="21"/>
                     </w:rPr>
-                    <w:t xml:space="preserve">Print a sports day card showing a competitor's name, house, races and time.</w:t>
+                    <w:t xml:space="preserve">Print a competitor's name and house, then their next race number.</w:t>
                   </w:r>
                 </w:p>
               </w:tc>
@@ -6690,7 +6796,7 @@
                 <w:sz w:val="32"/>
                 <w:szCs w:val="32"/>
               </w:rPr>
-              <w:t xml:space="preserve">______ / 35</w:t>
+              <w:t xml:space="preserve">______ / 36</w:t>
             </w:r>
           </w:p>
         </w:tc>

--- a/worksheets/PR_L01_TuckShopTill_Worksheet.docx
+++ b/worksheets/PR_L01_TuckShopTill_Worksheet.docx
@@ -1817,7 +1817,7 @@
                       <w:sz w:val="21"/>
                       <w:szCs w:val="21"/>
                     </w:rPr>
-                    <w:t xml:space="preserve">Print Oak Lane tuck shop, then the item the user types.</w:t>
+                    <w:t xml:space="preserve">Print Oak Lane tuck shop, then the item the user types in.</w:t>
                   </w:r>
                 </w:p>
               </w:tc>
@@ -1923,7 +1923,7 @@
                       <w:sz w:val="21"/>
                       <w:szCs w:val="21"/>
                     </w:rPr>
-                    <w:t xml:space="preserve">Print a three line receipt around the item the user types.</w:t>
+                    <w:t xml:space="preserve">Print a three line receipt around the item the user types in.</w:t>
                   </w:r>
                 </w:p>
               </w:tc>
@@ -2703,7 +2703,7 @@
                       <w:sz w:val="21"/>
                       <w:szCs w:val="21"/>
                     </w:rPr>
-                    <w:t xml:space="preserve">Show a noticeboard changing from Closed to a new message.</w:t>
+                    <w:t xml:space="preserve">Show a noticeboard changing from Closed to a new message the user types in.</w:t>
                   </w:r>
                 </w:p>
               </w:tc>
@@ -3377,7 +3377,7 @@
                       <w:sz w:val="21"/>
                       <w:szCs w:val="21"/>
                     </w:rPr>
-                    <w:t xml:space="preserve">Read a word and print it on three separate lines.</w:t>
+                    <w:t xml:space="preserve">Print a word the user types in on three separate lines.</w:t>
                   </w:r>
                 </w:p>
               </w:tc>
@@ -3483,7 +3483,7 @@
                       <w:sz w:val="21"/>
                       <w:szCs w:val="21"/>
                     </w:rPr>
-                    <w:t xml:space="preserve">Read a bus stop and a time, then print the time first.</w:t>
+                    <w:t xml:space="preserve">Print a bus stop and a time the user types in, with the time first.</w:t>
                   </w:r>
                 </w:p>
               </w:tc>
@@ -4263,7 +4263,7 @@
                       <w:sz w:val="21"/>
                       <w:szCs w:val="21"/>
                     </w:rPr>
-                    <w:t xml:space="preserve">Print a name, then the number 3, then 0.25, then True.</w:t>
+                    <w:t xml:space="preserve">Print a name the user types in, then the number 3, then 0.25, then True.</w:t>
                   </w:r>
                 </w:p>
               </w:tc>
@@ -4937,7 +4937,7 @@
                       <w:sz w:val="21"/>
                       <w:szCs w:val="21"/>
                     </w:rPr>
-                    <w:t xml:space="preserve">Read two whole numbers and print their total.</w:t>
+                    <w:t xml:space="preserve">Print the total of two whole numbers the user types in.</w:t>
                   </w:r>
                 </w:p>
               </w:tc>

--- a/worksheets/PR_L01_TuckShopTill_Worksheet.docx
+++ b/worksheets/PR_L01_TuckShopTill_Worksheet.docx
@@ -1711,7 +1711,7 @@
                       <w:sz w:val="21"/>
                       <w:szCs w:val="21"/>
                     </w:rPr>
-                    <w:t xml:space="preserve">Print one line of text: Oak Lane tuck shop.</w:t>
+                    <w:t xml:space="preserve">Display the message Oak Lane tuck shop.</w:t>
                   </w:r>
                 </w:p>
               </w:tc>
@@ -1817,7 +1817,7 @@
                       <w:sz w:val="21"/>
                       <w:szCs w:val="21"/>
                     </w:rPr>
-                    <w:t xml:space="preserve">Print Oak Lane tuck shop, then the item the user types in.</w:t>
+                    <w:t xml:space="preserve">Ask the user for an item. Display two lines, the first Oak Lane tuck shop and the second [item].</w:t>
                   </w:r>
                 </w:p>
               </w:tc>
@@ -1923,7 +1923,7 @@
                       <w:sz w:val="21"/>
                       <w:szCs w:val="21"/>
                     </w:rPr>
-                    <w:t xml:space="preserve">Print a three line receipt around the item the user types in.</w:t>
+                    <w:t xml:space="preserve">Ask the user for an item. Display three lines: ===== Tuck shop ===== at the top, then [item], then Thank you.</w:t>
                   </w:r>
                 </w:p>
               </w:tc>
@@ -2597,7 +2597,7 @@
                       <w:sz w:val="21"/>
                       <w:szCs w:val="21"/>
                     </w:rPr>
-                    <w:t xml:space="preserve">Print the customer's name, then a price kept in a constant.</w:t>
+                    <w:t xml:space="preserve">Ask the user for the customer's name. Keep the fixed price 90 in a constant called PRICE. Display [name], then [price] on the next line.</w:t>
                   </w:r>
                 </w:p>
               </w:tc>
@@ -2703,7 +2703,7 @@
                       <w:sz w:val="21"/>
                       <w:szCs w:val="21"/>
                     </w:rPr>
-                    <w:t xml:space="preserve">Show a noticeboard changing from Closed to a new message the user types in.</w:t>
+                    <w:t xml:space="preserve">Put the text Closed in a variable and display it. Then ask for a new message, store it in that same variable and display [message].</w:t>
                   </w:r>
                 </w:p>
               </w:tc>
@@ -3377,7 +3377,7 @@
                       <w:sz w:val="21"/>
                       <w:szCs w:val="21"/>
                     </w:rPr>
-                    <w:t xml:space="preserve">Print a word the user types in on three separate lines.</w:t>
+                    <w:t xml:space="preserve">Ask the user for one word. Display [word] three times, one on each of three lines.</w:t>
                   </w:r>
                 </w:p>
               </w:tc>
@@ -3483,7 +3483,7 @@
                       <w:sz w:val="21"/>
                       <w:szCs w:val="21"/>
                     </w:rPr>
-                    <w:t xml:space="preserve">Print a bus stop and a time the user types in, with the time first.</w:t>
+                    <w:t xml:space="preserve">Ask the user for a stop name and then a time. Display two lines, the first [time] and the second [stop name].</w:t>
                   </w:r>
                 </w:p>
               </w:tc>
@@ -4157,7 +4157,7 @@
                       <w:sz w:val="21"/>
                       <w:szCs w:val="21"/>
                     </w:rPr>
-                    <w:t xml:space="preserve">Join a first and last name into one line of text.</w:t>
+                    <w:t xml:space="preserve">Ask the user for a first name and a last name. Join them and display one line in the form [first name] [last name] is a member.</w:t>
                   </w:r>
                 </w:p>
               </w:tc>
@@ -4263,7 +4263,7 @@
                       <w:sz w:val="21"/>
                       <w:szCs w:val="21"/>
                     </w:rPr>
-                    <w:t xml:space="preserve">Print a name the user types in, then the number 3, then 0.25, then True.</w:t>
+                    <w:t xml:space="preserve">Ask the user for a name. Display four lines: [name], then the integer 3, then the real number 0.25, then the Boolean True.</w:t>
                   </w:r>
                 </w:p>
               </w:tc>
@@ -4937,7 +4937,7 @@
                       <w:sz w:val="21"/>
                       <w:szCs w:val="21"/>
                     </w:rPr>
-                    <w:t xml:space="preserve">Print the total of two whole numbers the user types in.</w:t>
+                    <w:t xml:space="preserve">Ask the user for two whole numbers. Add the second to the first and display [total] and nothing else.</w:t>
                   </w:r>
                 </w:p>
               </w:tc>
@@ -5043,7 +5043,7 @@
                       <w:sz w:val="21"/>
                       <w:szCs w:val="21"/>
                     </w:rPr>
-                    <w:t xml:space="preserve">Print a fine amount inside a sentence, as a real number.</w:t>
+                    <w:t xml:space="preserve">Ask the user for an amount, which may have a decimal point. Display one line in the form Fine due: [amount] pounds, with the amount as a real number, so 3 shows as 3.0.</w:t>
                   </w:r>
                 </w:p>
               </w:tc>
@@ -5717,7 +5717,7 @@
                       <w:sz w:val="21"/>
                       <w:szCs w:val="21"/>
                     </w:rPr>
-                    <w:t xml:space="preserve">Print a competitor's name and house, then their next race number.</w:t>
+                    <w:t xml:space="preserve">Ask the user for a name and then the whole number of races already run. Display [name] of Elm, then [races plus 1] on the next line.</w:t>
                   </w:r>
                 </w:p>
               </w:tc>

--- a/worksheets/PR_L01_TuckShopTill_Worksheet.docx
+++ b/worksheets/PR_L01_TuckShopTill_Worksheet.docx
@@ -1711,7 +1711,7 @@
                       <w:sz w:val="21"/>
                       <w:szCs w:val="21"/>
                     </w:rPr>
-                    <w:t xml:space="preserve">Display the message Oak Lane tuck shop.</w:t>
+                    <w:t xml:space="preserve">Display the message Hello world.</w:t>
                   </w:r>
                 </w:p>
               </w:tc>
@@ -1817,7 +1817,7 @@
                       <w:sz w:val="21"/>
                       <w:szCs w:val="21"/>
                     </w:rPr>
-                    <w:t xml:space="preserve">Ask the user for an item. Display two lines, the first Oak Lane tuck shop and the second [item].</w:t>
+                    <w:t xml:space="preserve">Ask the user for a word. Display [word].</w:t>
                   </w:r>
                 </w:p>
               </w:tc>
@@ -1923,7 +1923,113 @@
                       <w:sz w:val="21"/>
                       <w:szCs w:val="21"/>
                     </w:rPr>
-                    <w:t xml:space="preserve">Ask the user for an item. Display three lines: ===== Tuck shop ===== at the top, then [item], then Thank you.</w:t>
+                    <w:t xml:space="preserve">Ask the user for a word. Display two lines, the first Ready and the second [word].</w:t>
+                  </w:r>
+                </w:p>
+              </w:tc>
+              <w:tc>
+                <w:tcPr>
+                  <w:tcW w:type="dxa" w:w="3342"/>
+                  <w:tcBorders>
+                    <w:top w:val="single" w:color="B7C2D1" w:sz="4"/>
+                    <w:left w:val="single" w:color="B7C2D1" w:sz="4"/>
+                    <w:bottom w:val="single" w:color="B7C2D1" w:sz="4"/>
+                    <w:right w:val="single" w:color="B7C2D1" w:sz="4"/>
+                  </w:tcBorders>
+                  <w:shd w:fill="FFFFFF" w:color="auto" w:val="clear"/>
+                  <w:tcMar>
+                    <w:top w:type="dxa" w:w="80"/>
+                    <w:left w:type="dxa" w:w="120"/>
+                    <w:bottom w:type="dxa" w:w="80"/>
+                    <w:right w:type="dxa" w:w="120"/>
+                  </w:tcMar>
+                  <w:vAlign w:val="center"/>
+                </w:tcPr>
+                <w:p>
+                  <w:pPr>
+                    <w:spacing w:after="0" w:before="0"/>
+                  </w:pPr>
+                  <w:r>
+                    <w:rPr>
+                      <w:rFonts w:ascii="Arial" w:cs="Arial" w:eastAsia="Arial" w:hAnsi="Arial"/>
+                      <w:b w:val="false"/>
+                      <w:bCs w:val="false"/>
+                      <w:sz w:val="21"/>
+                      <w:szCs w:val="21"/>
+                    </w:rPr>
+                    <w:t xml:space="preserve">1</w:t>
+                  </w:r>
+                </w:p>
+              </w:tc>
+              <w:tc>
+                <w:tcPr>
+                  <w:tcW w:type="dxa" w:w="3342"/>
+                  <w:tcBorders>
+                    <w:top w:val="single" w:color="B7C2D1" w:sz="4"/>
+                    <w:left w:val="single" w:color="B7C2D1" w:sz="4"/>
+                    <w:bottom w:val="single" w:color="B7C2D1" w:sz="4"/>
+                    <w:right w:val="single" w:color="B7C2D1" w:sz="4"/>
+                  </w:tcBorders>
+                  <w:shd w:fill="FFFFFF" w:color="auto" w:val="clear"/>
+                  <w:tcMar>
+                    <w:top w:type="dxa" w:w="80"/>
+                    <w:left w:type="dxa" w:w="120"/>
+                    <w:bottom w:type="dxa" w:w="80"/>
+                    <w:right w:type="dxa" w:w="120"/>
+                  </w:tcMar>
+                  <w:vAlign w:val="center"/>
+                </w:tcPr>
+                <w:p>
+                  <w:pPr>
+                    <w:spacing w:after="0" w:before="0"/>
+                  </w:pPr>
+                  <w:r>
+                    <w:rPr>
+                      <w:rFonts w:ascii="Arial" w:cs="Arial" w:eastAsia="Arial" w:hAnsi="Arial"/>
+                      <w:b w:val="false"/>
+                      <w:bCs w:val="false"/>
+                      <w:sz w:val="21"/>
+                      <w:szCs w:val="21"/>
+                    </w:rPr>
+                    <w:t xml:space="preserve"/>
+                  </w:r>
+                </w:p>
+              </w:tc>
+            </w:tr>
+            <w:tr>
+              <w:trPr>
+                <w:cantSplit/>
+                <w:trHeight w:val="360" w:hRule="atLeast"/>
+              </w:trPr>
+              <w:tc>
+                <w:tcPr>
+                  <w:tcW w:type="dxa" w:w="3342"/>
+                  <w:tcBorders>
+                    <w:top w:val="single" w:color="B7C2D1" w:sz="4"/>
+                    <w:left w:val="single" w:color="B7C2D1" w:sz="4"/>
+                    <w:bottom w:val="single" w:color="B7C2D1" w:sz="4"/>
+                    <w:right w:val="single" w:color="B7C2D1" w:sz="4"/>
+                  </w:tcBorders>
+                  <w:shd w:fill="FFFFFF" w:color="auto" w:val="clear"/>
+                  <w:tcMar>
+                    <w:top w:type="dxa" w:w="80"/>
+                    <w:left w:type="dxa" w:w="120"/>
+                    <w:bottom w:type="dxa" w:w="80"/>
+                    <w:right w:type="dxa" w:w="120"/>
+                  </w:tcMar>
+                  <w:vAlign w:val="center"/>
+                </w:tcPr>
+                <w:p>
+                  <w:pPr>
+                    <w:spacing w:after="0" w:before="0"/>
+                  </w:pPr>
+                  <w:r>
+                    <w:rPr>
+                      <w:rFonts w:ascii="Arial" w:cs="Arial" w:eastAsia="Arial" w:hAnsi="Arial"/>
+                      <w:sz w:val="21"/>
+                      <w:szCs w:val="21"/>
+                    </w:rPr>
+                    <w:t xml:space="preserve">Ask the user for a word. Display three lines: ----- on the first, [word] on the second, and ----- on the third.</w:t>
                   </w:r>
                 </w:p>
               </w:tc>
@@ -2597,7 +2703,7 @@
                       <w:sz w:val="21"/>
                       <w:szCs w:val="21"/>
                     </w:rPr>
-                    <w:t xml:space="preserve">Ask the user for the customer's name. Keep the fixed price 90 in a constant called PRICE. Display [name], then [price] on the next line.</w:t>
+                    <w:t xml:space="preserve">Ask the user for a word and keep it in a variable. Display [word], then [word] again on the next line.</w:t>
                   </w:r>
                 </w:p>
               </w:tc>
@@ -2703,7 +2809,7 @@
                       <w:sz w:val="21"/>
                       <w:szCs w:val="21"/>
                     </w:rPr>
-                    <w:t xml:space="preserve">Put the text Closed in a variable and display it. Then ask for a new message, store it in that same variable and display [message].</w:t>
+                    <w:t xml:space="preserve">Keep the fixed whole number 100 in a constant called LIMIT. Ask the user for a word. Display two lines, the first [word] and the second [limit].</w:t>
                   </w:r>
                 </w:p>
               </w:tc>
@@ -2738,6 +2844,218 @@
                       <w:szCs w:val="21"/>
                     </w:rPr>
                     <w:t xml:space="preserve">2</w:t>
+                  </w:r>
+                </w:p>
+              </w:tc>
+              <w:tc>
+                <w:tcPr>
+                  <w:tcW w:type="dxa" w:w="3342"/>
+                  <w:tcBorders>
+                    <w:top w:val="single" w:color="B7C2D1" w:sz="4"/>
+                    <w:left w:val="single" w:color="B7C2D1" w:sz="4"/>
+                    <w:bottom w:val="single" w:color="B7C2D1" w:sz="4"/>
+                    <w:right w:val="single" w:color="B7C2D1" w:sz="4"/>
+                  </w:tcBorders>
+                  <w:shd w:fill="FFFFFF" w:color="auto" w:val="clear"/>
+                  <w:tcMar>
+                    <w:top w:type="dxa" w:w="80"/>
+                    <w:left w:type="dxa" w:w="120"/>
+                    <w:bottom w:type="dxa" w:w="80"/>
+                    <w:right w:type="dxa" w:w="120"/>
+                  </w:tcMar>
+                  <w:vAlign w:val="center"/>
+                </w:tcPr>
+                <w:p>
+                  <w:pPr>
+                    <w:spacing w:after="0" w:before="0"/>
+                  </w:pPr>
+                  <w:r>
+                    <w:rPr>
+                      <w:rFonts w:ascii="Arial" w:cs="Arial" w:eastAsia="Arial" w:hAnsi="Arial"/>
+                      <w:b w:val="false"/>
+                      <w:bCs w:val="false"/>
+                      <w:sz w:val="21"/>
+                      <w:szCs w:val="21"/>
+                    </w:rPr>
+                    <w:t xml:space="preserve"/>
+                  </w:r>
+                </w:p>
+              </w:tc>
+            </w:tr>
+            <w:tr>
+              <w:trPr>
+                <w:cantSplit/>
+                <w:trHeight w:val="360" w:hRule="atLeast"/>
+              </w:trPr>
+              <w:tc>
+                <w:tcPr>
+                  <w:tcW w:type="dxa" w:w="3342"/>
+                  <w:tcBorders>
+                    <w:top w:val="single" w:color="B7C2D1" w:sz="4"/>
+                    <w:left w:val="single" w:color="B7C2D1" w:sz="4"/>
+                    <w:bottom w:val="single" w:color="B7C2D1" w:sz="4"/>
+                    <w:right w:val="single" w:color="B7C2D1" w:sz="4"/>
+                  </w:tcBorders>
+                  <w:shd w:fill="FFFFFF" w:color="auto" w:val="clear"/>
+                  <w:tcMar>
+                    <w:top w:type="dxa" w:w="80"/>
+                    <w:left w:type="dxa" w:w="120"/>
+                    <w:bottom w:type="dxa" w:w="80"/>
+                    <w:right w:type="dxa" w:w="120"/>
+                  </w:tcMar>
+                  <w:vAlign w:val="center"/>
+                </w:tcPr>
+                <w:p>
+                  <w:pPr>
+                    <w:spacing w:after="0" w:before="0"/>
+                  </w:pPr>
+                  <w:r>
+                    <w:rPr>
+                      <w:rFonts w:ascii="Arial" w:cs="Arial" w:eastAsia="Arial" w:hAnsi="Arial"/>
+                      <w:sz w:val="21"/>
+                      <w:szCs w:val="21"/>
+                    </w:rPr>
+                    <w:t xml:space="preserve">Ask the user for a word and keep it in a variable. Display [first word]. Then ask for a second word, keep it in that same variable, and display [second word].</w:t>
+                  </w:r>
+                </w:p>
+              </w:tc>
+              <w:tc>
+                <w:tcPr>
+                  <w:tcW w:type="dxa" w:w="3342"/>
+                  <w:tcBorders>
+                    <w:top w:val="single" w:color="B7C2D1" w:sz="4"/>
+                    <w:left w:val="single" w:color="B7C2D1" w:sz="4"/>
+                    <w:bottom w:val="single" w:color="B7C2D1" w:sz="4"/>
+                    <w:right w:val="single" w:color="B7C2D1" w:sz="4"/>
+                  </w:tcBorders>
+                  <w:shd w:fill="FFFFFF" w:color="auto" w:val="clear"/>
+                  <w:tcMar>
+                    <w:top w:type="dxa" w:w="80"/>
+                    <w:left w:type="dxa" w:w="120"/>
+                    <w:bottom w:type="dxa" w:w="80"/>
+                    <w:right w:type="dxa" w:w="120"/>
+                  </w:tcMar>
+                  <w:vAlign w:val="center"/>
+                </w:tcPr>
+                <w:p>
+                  <w:pPr>
+                    <w:spacing w:after="0" w:before="0"/>
+                  </w:pPr>
+                  <w:r>
+                    <w:rPr>
+                      <w:rFonts w:ascii="Arial" w:cs="Arial" w:eastAsia="Arial" w:hAnsi="Arial"/>
+                      <w:b w:val="false"/>
+                      <w:bCs w:val="false"/>
+                      <w:sz w:val="21"/>
+                      <w:szCs w:val="21"/>
+                    </w:rPr>
+                    <w:t xml:space="preserve">2</w:t>
+                  </w:r>
+                </w:p>
+              </w:tc>
+              <w:tc>
+                <w:tcPr>
+                  <w:tcW w:type="dxa" w:w="3342"/>
+                  <w:tcBorders>
+                    <w:top w:val="single" w:color="B7C2D1" w:sz="4"/>
+                    <w:left w:val="single" w:color="B7C2D1" w:sz="4"/>
+                    <w:bottom w:val="single" w:color="B7C2D1" w:sz="4"/>
+                    <w:right w:val="single" w:color="B7C2D1" w:sz="4"/>
+                  </w:tcBorders>
+                  <w:shd w:fill="FFFFFF" w:color="auto" w:val="clear"/>
+                  <w:tcMar>
+                    <w:top w:type="dxa" w:w="80"/>
+                    <w:left w:type="dxa" w:w="120"/>
+                    <w:bottom w:type="dxa" w:w="80"/>
+                    <w:right w:type="dxa" w:w="120"/>
+                  </w:tcMar>
+                  <w:vAlign w:val="center"/>
+                </w:tcPr>
+                <w:p>
+                  <w:pPr>
+                    <w:spacing w:after="0" w:before="0"/>
+                  </w:pPr>
+                  <w:r>
+                    <w:rPr>
+                      <w:rFonts w:ascii="Arial" w:cs="Arial" w:eastAsia="Arial" w:hAnsi="Arial"/>
+                      <w:b w:val="false"/>
+                      <w:bCs w:val="false"/>
+                      <w:sz w:val="21"/>
+                      <w:szCs w:val="21"/>
+                    </w:rPr>
+                    <w:t xml:space="preserve"/>
+                  </w:r>
+                </w:p>
+              </w:tc>
+            </w:tr>
+            <w:tr>
+              <w:trPr>
+                <w:cantSplit/>
+                <w:trHeight w:val="360" w:hRule="atLeast"/>
+              </w:trPr>
+              <w:tc>
+                <w:tcPr>
+                  <w:tcW w:type="dxa" w:w="3342"/>
+                  <w:tcBorders>
+                    <w:top w:val="single" w:color="B7C2D1" w:sz="4"/>
+                    <w:left w:val="single" w:color="B7C2D1" w:sz="4"/>
+                    <w:bottom w:val="single" w:color="B7C2D1" w:sz="4"/>
+                    <w:right w:val="single" w:color="B7C2D1" w:sz="4"/>
+                  </w:tcBorders>
+                  <w:shd w:fill="FFFFFF" w:color="auto" w:val="clear"/>
+                  <w:tcMar>
+                    <w:top w:type="dxa" w:w="80"/>
+                    <w:left w:type="dxa" w:w="120"/>
+                    <w:bottom w:type="dxa" w:w="80"/>
+                    <w:right w:type="dxa" w:w="120"/>
+                  </w:tcMar>
+                  <w:vAlign w:val="center"/>
+                </w:tcPr>
+                <w:p>
+                  <w:pPr>
+                    <w:spacing w:after="0" w:before="0"/>
+                  </w:pPr>
+                  <w:r>
+                    <w:rPr>
+                      <w:rFonts w:ascii="Arial" w:cs="Arial" w:eastAsia="Arial" w:hAnsi="Arial"/>
+                      <w:sz w:val="21"/>
+                      <w:szCs w:val="21"/>
+                    </w:rPr>
+                    <w:t xml:space="preserve">Ask the user for a word and keep it in a variable called a. Copy the value of a into a second variable called b. Then ask for another word and keep it in a. Display three lines: [a], then [b], then [a] again.</w:t>
+                  </w:r>
+                </w:p>
+              </w:tc>
+              <w:tc>
+                <w:tcPr>
+                  <w:tcW w:type="dxa" w:w="3342"/>
+                  <w:tcBorders>
+                    <w:top w:val="single" w:color="B7C2D1" w:sz="4"/>
+                    <w:left w:val="single" w:color="B7C2D1" w:sz="4"/>
+                    <w:bottom w:val="single" w:color="B7C2D1" w:sz="4"/>
+                    <w:right w:val="single" w:color="B7C2D1" w:sz="4"/>
+                  </w:tcBorders>
+                  <w:shd w:fill="FFFFFF" w:color="auto" w:val="clear"/>
+                  <w:tcMar>
+                    <w:top w:type="dxa" w:w="80"/>
+                    <w:left w:type="dxa" w:w="120"/>
+                    <w:bottom w:type="dxa" w:w="80"/>
+                    <w:right w:type="dxa" w:w="120"/>
+                  </w:tcMar>
+                  <w:vAlign w:val="center"/>
+                </w:tcPr>
+                <w:p>
+                  <w:pPr>
+                    <w:spacing w:after="0" w:before="0"/>
+                  </w:pPr>
+                  <w:r>
+                    <w:rPr>
+                      <w:rFonts w:ascii="Arial" w:cs="Arial" w:eastAsia="Arial" w:hAnsi="Arial"/>
+                      <w:b w:val="false"/>
+                      <w:bCs w:val="false"/>
+                      <w:sz w:val="21"/>
+                      <w:szCs w:val="21"/>
+                    </w:rPr>
+                    <w:t xml:space="preserve">3</w:t>
                   </w:r>
                 </w:p>
               </w:tc>
@@ -3483,7 +3801,7 @@
                       <w:sz w:val="21"/>
                       <w:szCs w:val="21"/>
                     </w:rPr>
-                    <w:t xml:space="preserve">Ask the user for a stop name and then a time. Display two lines, the first [time] and the second [stop name].</w:t>
+                    <w:t xml:space="preserve">Ask the user for a word and then a second word. Display two lines, the first [second word] and the second [first word].</w:t>
                   </w:r>
                 </w:p>
               </w:tc>
@@ -3518,6 +3836,218 @@
                       <w:szCs w:val="21"/>
                     </w:rPr>
                     <w:t xml:space="preserve">2</w:t>
+                  </w:r>
+                </w:p>
+              </w:tc>
+              <w:tc>
+                <w:tcPr>
+                  <w:tcW w:type="dxa" w:w="3342"/>
+                  <w:tcBorders>
+                    <w:top w:val="single" w:color="B7C2D1" w:sz="4"/>
+                    <w:left w:val="single" w:color="B7C2D1" w:sz="4"/>
+                    <w:bottom w:val="single" w:color="B7C2D1" w:sz="4"/>
+                    <w:right w:val="single" w:color="B7C2D1" w:sz="4"/>
+                  </w:tcBorders>
+                  <w:shd w:fill="FFFFFF" w:color="auto" w:val="clear"/>
+                  <w:tcMar>
+                    <w:top w:type="dxa" w:w="80"/>
+                    <w:left w:type="dxa" w:w="120"/>
+                    <w:bottom w:type="dxa" w:w="80"/>
+                    <w:right w:type="dxa" w:w="120"/>
+                  </w:tcMar>
+                  <w:vAlign w:val="center"/>
+                </w:tcPr>
+                <w:p>
+                  <w:pPr>
+                    <w:spacing w:after="0" w:before="0"/>
+                  </w:pPr>
+                  <w:r>
+                    <w:rPr>
+                      <w:rFonts w:ascii="Arial" w:cs="Arial" w:eastAsia="Arial" w:hAnsi="Arial"/>
+                      <w:b w:val="false"/>
+                      <w:bCs w:val="false"/>
+                      <w:sz w:val="21"/>
+                      <w:szCs w:val="21"/>
+                    </w:rPr>
+                    <w:t xml:space="preserve"/>
+                  </w:r>
+                </w:p>
+              </w:tc>
+            </w:tr>
+            <w:tr>
+              <w:trPr>
+                <w:cantSplit/>
+                <w:trHeight w:val="360" w:hRule="atLeast"/>
+              </w:trPr>
+              <w:tc>
+                <w:tcPr>
+                  <w:tcW w:type="dxa" w:w="3342"/>
+                  <w:tcBorders>
+                    <w:top w:val="single" w:color="B7C2D1" w:sz="4"/>
+                    <w:left w:val="single" w:color="B7C2D1" w:sz="4"/>
+                    <w:bottom w:val="single" w:color="B7C2D1" w:sz="4"/>
+                    <w:right w:val="single" w:color="B7C2D1" w:sz="4"/>
+                  </w:tcBorders>
+                  <w:shd w:fill="FFFFFF" w:color="auto" w:val="clear"/>
+                  <w:tcMar>
+                    <w:top w:type="dxa" w:w="80"/>
+                    <w:left w:type="dxa" w:w="120"/>
+                    <w:bottom w:type="dxa" w:w="80"/>
+                    <w:right w:type="dxa" w:w="120"/>
+                  </w:tcMar>
+                  <w:vAlign w:val="center"/>
+                </w:tcPr>
+                <w:p>
+                  <w:pPr>
+                    <w:spacing w:after="0" w:before="0"/>
+                  </w:pPr>
+                  <w:r>
+                    <w:rPr>
+                      <w:rFonts w:ascii="Arial" w:cs="Arial" w:eastAsia="Arial" w:hAnsi="Arial"/>
+                      <w:sz w:val="21"/>
+                      <w:szCs w:val="21"/>
+                    </w:rPr>
+                    <w:t xml:space="preserve">Ask the user for two words. Display four lines: [first word], then [second word], then [first word] again, then [second word] again.</w:t>
+                  </w:r>
+                </w:p>
+              </w:tc>
+              <w:tc>
+                <w:tcPr>
+                  <w:tcW w:type="dxa" w:w="3342"/>
+                  <w:tcBorders>
+                    <w:top w:val="single" w:color="B7C2D1" w:sz="4"/>
+                    <w:left w:val="single" w:color="B7C2D1" w:sz="4"/>
+                    <w:bottom w:val="single" w:color="B7C2D1" w:sz="4"/>
+                    <w:right w:val="single" w:color="B7C2D1" w:sz="4"/>
+                  </w:tcBorders>
+                  <w:shd w:fill="FFFFFF" w:color="auto" w:val="clear"/>
+                  <w:tcMar>
+                    <w:top w:type="dxa" w:w="80"/>
+                    <w:left w:type="dxa" w:w="120"/>
+                    <w:bottom w:type="dxa" w:w="80"/>
+                    <w:right w:type="dxa" w:w="120"/>
+                  </w:tcMar>
+                  <w:vAlign w:val="center"/>
+                </w:tcPr>
+                <w:p>
+                  <w:pPr>
+                    <w:spacing w:after="0" w:before="0"/>
+                  </w:pPr>
+                  <w:r>
+                    <w:rPr>
+                      <w:rFonts w:ascii="Arial" w:cs="Arial" w:eastAsia="Arial" w:hAnsi="Arial"/>
+                      <w:b w:val="false"/>
+                      <w:bCs w:val="false"/>
+                      <w:sz w:val="21"/>
+                      <w:szCs w:val="21"/>
+                    </w:rPr>
+                    <w:t xml:space="preserve">2</w:t>
+                  </w:r>
+                </w:p>
+              </w:tc>
+              <w:tc>
+                <w:tcPr>
+                  <w:tcW w:type="dxa" w:w="3342"/>
+                  <w:tcBorders>
+                    <w:top w:val="single" w:color="B7C2D1" w:sz="4"/>
+                    <w:left w:val="single" w:color="B7C2D1" w:sz="4"/>
+                    <w:bottom w:val="single" w:color="B7C2D1" w:sz="4"/>
+                    <w:right w:val="single" w:color="B7C2D1" w:sz="4"/>
+                  </w:tcBorders>
+                  <w:shd w:fill="FFFFFF" w:color="auto" w:val="clear"/>
+                  <w:tcMar>
+                    <w:top w:type="dxa" w:w="80"/>
+                    <w:left w:type="dxa" w:w="120"/>
+                    <w:bottom w:type="dxa" w:w="80"/>
+                    <w:right w:type="dxa" w:w="120"/>
+                  </w:tcMar>
+                  <w:vAlign w:val="center"/>
+                </w:tcPr>
+                <w:p>
+                  <w:pPr>
+                    <w:spacing w:after="0" w:before="0"/>
+                  </w:pPr>
+                  <w:r>
+                    <w:rPr>
+                      <w:rFonts w:ascii="Arial" w:cs="Arial" w:eastAsia="Arial" w:hAnsi="Arial"/>
+                      <w:b w:val="false"/>
+                      <w:bCs w:val="false"/>
+                      <w:sz w:val="21"/>
+                      <w:szCs w:val="21"/>
+                    </w:rPr>
+                    <w:t xml:space="preserve"/>
+                  </w:r>
+                </w:p>
+              </w:tc>
+            </w:tr>
+            <w:tr>
+              <w:trPr>
+                <w:cantSplit/>
+                <w:trHeight w:val="360" w:hRule="atLeast"/>
+              </w:trPr>
+              <w:tc>
+                <w:tcPr>
+                  <w:tcW w:type="dxa" w:w="3342"/>
+                  <w:tcBorders>
+                    <w:top w:val="single" w:color="B7C2D1" w:sz="4"/>
+                    <w:left w:val="single" w:color="B7C2D1" w:sz="4"/>
+                    <w:bottom w:val="single" w:color="B7C2D1" w:sz="4"/>
+                    <w:right w:val="single" w:color="B7C2D1" w:sz="4"/>
+                  </w:tcBorders>
+                  <w:shd w:fill="FFFFFF" w:color="auto" w:val="clear"/>
+                  <w:tcMar>
+                    <w:top w:type="dxa" w:w="80"/>
+                    <w:left w:type="dxa" w:w="120"/>
+                    <w:bottom w:type="dxa" w:w="80"/>
+                    <w:right w:type="dxa" w:w="120"/>
+                  </w:tcMar>
+                  <w:vAlign w:val="center"/>
+                </w:tcPr>
+                <w:p>
+                  <w:pPr>
+                    <w:spacing w:after="0" w:before="0"/>
+                  </w:pPr>
+                  <w:r>
+                    <w:rPr>
+                      <w:rFonts w:ascii="Arial" w:cs="Arial" w:eastAsia="Arial" w:hAnsi="Arial"/>
+                      <w:sz w:val="21"/>
+                      <w:szCs w:val="21"/>
+                    </w:rPr>
+                    <w:t xml:space="preserve">Ask the user for three words, keeping each one in its own variable. Display three lines: [third word], then [first word], then [second word].</w:t>
+                  </w:r>
+                </w:p>
+              </w:tc>
+              <w:tc>
+                <w:tcPr>
+                  <w:tcW w:type="dxa" w:w="3342"/>
+                  <w:tcBorders>
+                    <w:top w:val="single" w:color="B7C2D1" w:sz="4"/>
+                    <w:left w:val="single" w:color="B7C2D1" w:sz="4"/>
+                    <w:bottom w:val="single" w:color="B7C2D1" w:sz="4"/>
+                    <w:right w:val="single" w:color="B7C2D1" w:sz="4"/>
+                  </w:tcBorders>
+                  <w:shd w:fill="FFFFFF" w:color="auto" w:val="clear"/>
+                  <w:tcMar>
+                    <w:top w:type="dxa" w:w="80"/>
+                    <w:left w:type="dxa" w:w="120"/>
+                    <w:bottom w:type="dxa" w:w="80"/>
+                    <w:right w:type="dxa" w:w="120"/>
+                  </w:tcMar>
+                  <w:vAlign w:val="center"/>
+                </w:tcPr>
+                <w:p>
+                  <w:pPr>
+                    <w:spacing w:after="0" w:before="0"/>
+                  </w:pPr>
+                  <w:r>
+                    <w:rPr>
+                      <w:rFonts w:ascii="Arial" w:cs="Arial" w:eastAsia="Arial" w:hAnsi="Arial"/>
+                      <w:b w:val="false"/>
+                      <w:bCs w:val="false"/>
+                      <w:sz w:val="21"/>
+                      <w:szCs w:val="21"/>
+                    </w:rPr>
+                    <w:t xml:space="preserve">3</w:t>
                   </w:r>
                 </w:p>
               </w:tc>
@@ -4157,7 +4687,7 @@
                       <w:sz w:val="21"/>
                       <w:szCs w:val="21"/>
                     </w:rPr>
-                    <w:t xml:space="preserve">Ask the user for a first name and a last name. Join them and display one line in the form [first name] [last name] is a member.</w:t>
+                    <w:t xml:space="preserve">Ask the user for a word. Display one line in the form Word is [word].</w:t>
                   </w:r>
                 </w:p>
               </w:tc>
@@ -4191,7 +4721,7 @@
                       <w:sz w:val="21"/>
                       <w:szCs w:val="21"/>
                     </w:rPr>
-                    <w:t xml:space="preserve">3</w:t>
+                    <w:t xml:space="preserve">2</w:t>
                   </w:r>
                 </w:p>
               </w:tc>
@@ -4263,7 +4793,7 @@
                       <w:sz w:val="21"/>
                       <w:szCs w:val="21"/>
                     </w:rPr>
-                    <w:t xml:space="preserve">Ask the user for a name. Display four lines: [name], then the integer 3, then the real number 0.25, then the Boolean True.</w:t>
+                    <w:t xml:space="preserve">Ask the user for two words. Join them with one space between them and display one line in the form [first word] [second word].</w:t>
                   </w:r>
                 </w:p>
               </w:tc>
@@ -4297,7 +4827,219 @@
                       <w:sz w:val="21"/>
                       <w:szCs w:val="21"/>
                     </w:rPr>
-                    <w:t xml:space="preserve">3</w:t>
+                    <w:t xml:space="preserve">2</w:t>
+                  </w:r>
+                </w:p>
+              </w:tc>
+              <w:tc>
+                <w:tcPr>
+                  <w:tcW w:type="dxa" w:w="3342"/>
+                  <w:tcBorders>
+                    <w:top w:val="single" w:color="B7C2D1" w:sz="4"/>
+                    <w:left w:val="single" w:color="B7C2D1" w:sz="4"/>
+                    <w:bottom w:val="single" w:color="B7C2D1" w:sz="4"/>
+                    <w:right w:val="single" w:color="B7C2D1" w:sz="4"/>
+                  </w:tcBorders>
+                  <w:shd w:fill="FFFFFF" w:color="auto" w:val="clear"/>
+                  <w:tcMar>
+                    <w:top w:type="dxa" w:w="80"/>
+                    <w:left w:type="dxa" w:w="120"/>
+                    <w:bottom w:type="dxa" w:w="80"/>
+                    <w:right w:type="dxa" w:w="120"/>
+                  </w:tcMar>
+                  <w:vAlign w:val="center"/>
+                </w:tcPr>
+                <w:p>
+                  <w:pPr>
+                    <w:spacing w:after="0" w:before="0"/>
+                  </w:pPr>
+                  <w:r>
+                    <w:rPr>
+                      <w:rFonts w:ascii="Arial" w:cs="Arial" w:eastAsia="Arial" w:hAnsi="Arial"/>
+                      <w:b w:val="false"/>
+                      <w:bCs w:val="false"/>
+                      <w:sz w:val="21"/>
+                      <w:szCs w:val="21"/>
+                    </w:rPr>
+                    <w:t xml:space="preserve"/>
+                  </w:r>
+                </w:p>
+              </w:tc>
+            </w:tr>
+            <w:tr>
+              <w:trPr>
+                <w:cantSplit/>
+                <w:trHeight w:val="360" w:hRule="atLeast"/>
+              </w:trPr>
+              <w:tc>
+                <w:tcPr>
+                  <w:tcW w:type="dxa" w:w="3342"/>
+                  <w:tcBorders>
+                    <w:top w:val="single" w:color="B7C2D1" w:sz="4"/>
+                    <w:left w:val="single" w:color="B7C2D1" w:sz="4"/>
+                    <w:bottom w:val="single" w:color="B7C2D1" w:sz="4"/>
+                    <w:right w:val="single" w:color="B7C2D1" w:sz="4"/>
+                  </w:tcBorders>
+                  <w:shd w:fill="FFFFFF" w:color="auto" w:val="clear"/>
+                  <w:tcMar>
+                    <w:top w:type="dxa" w:w="80"/>
+                    <w:left w:type="dxa" w:w="120"/>
+                    <w:bottom w:type="dxa" w:w="80"/>
+                    <w:right w:type="dxa" w:w="120"/>
+                  </w:tcMar>
+                  <w:vAlign w:val="center"/>
+                </w:tcPr>
+                <w:p>
+                  <w:pPr>
+                    <w:spacing w:after="0" w:before="0"/>
+                  </w:pPr>
+                  <w:r>
+                    <w:rPr>
+                      <w:rFonts w:ascii="Arial" w:cs="Arial" w:eastAsia="Arial" w:hAnsi="Arial"/>
+                      <w:sz w:val="21"/>
+                      <w:szCs w:val="21"/>
+                    </w:rPr>
+                    <w:t xml:space="preserve">Ask the user for a word. Display three lines: [word], then the whole number 7, then the real number 1.5.</w:t>
+                  </w:r>
+                </w:p>
+              </w:tc>
+              <w:tc>
+                <w:tcPr>
+                  <w:tcW w:type="dxa" w:w="3342"/>
+                  <w:tcBorders>
+                    <w:top w:val="single" w:color="B7C2D1" w:sz="4"/>
+                    <w:left w:val="single" w:color="B7C2D1" w:sz="4"/>
+                    <w:bottom w:val="single" w:color="B7C2D1" w:sz="4"/>
+                    <w:right w:val="single" w:color="B7C2D1" w:sz="4"/>
+                  </w:tcBorders>
+                  <w:shd w:fill="FFFFFF" w:color="auto" w:val="clear"/>
+                  <w:tcMar>
+                    <w:top w:type="dxa" w:w="80"/>
+                    <w:left w:type="dxa" w:w="120"/>
+                    <w:bottom w:type="dxa" w:w="80"/>
+                    <w:right w:type="dxa" w:w="120"/>
+                  </w:tcMar>
+                  <w:vAlign w:val="center"/>
+                </w:tcPr>
+                <w:p>
+                  <w:pPr>
+                    <w:spacing w:after="0" w:before="0"/>
+                  </w:pPr>
+                  <w:r>
+                    <w:rPr>
+                      <w:rFonts w:ascii="Arial" w:cs="Arial" w:eastAsia="Arial" w:hAnsi="Arial"/>
+                      <w:b w:val="false"/>
+                      <w:bCs w:val="false"/>
+                      <w:sz w:val="21"/>
+                      <w:szCs w:val="21"/>
+                    </w:rPr>
+                    <w:t xml:space="preserve">2</w:t>
+                  </w:r>
+                </w:p>
+              </w:tc>
+              <w:tc>
+                <w:tcPr>
+                  <w:tcW w:type="dxa" w:w="3342"/>
+                  <w:tcBorders>
+                    <w:top w:val="single" w:color="B7C2D1" w:sz="4"/>
+                    <w:left w:val="single" w:color="B7C2D1" w:sz="4"/>
+                    <w:bottom w:val="single" w:color="B7C2D1" w:sz="4"/>
+                    <w:right w:val="single" w:color="B7C2D1" w:sz="4"/>
+                  </w:tcBorders>
+                  <w:shd w:fill="FFFFFF" w:color="auto" w:val="clear"/>
+                  <w:tcMar>
+                    <w:top w:type="dxa" w:w="80"/>
+                    <w:left w:type="dxa" w:w="120"/>
+                    <w:bottom w:type="dxa" w:w="80"/>
+                    <w:right w:type="dxa" w:w="120"/>
+                  </w:tcMar>
+                  <w:vAlign w:val="center"/>
+                </w:tcPr>
+                <w:p>
+                  <w:pPr>
+                    <w:spacing w:after="0" w:before="0"/>
+                  </w:pPr>
+                  <w:r>
+                    <w:rPr>
+                      <w:rFonts w:ascii="Arial" w:cs="Arial" w:eastAsia="Arial" w:hAnsi="Arial"/>
+                      <w:b w:val="false"/>
+                      <w:bCs w:val="false"/>
+                      <w:sz w:val="21"/>
+                      <w:szCs w:val="21"/>
+                    </w:rPr>
+                    <w:t xml:space="preserve"/>
+                  </w:r>
+                </w:p>
+              </w:tc>
+            </w:tr>
+            <w:tr>
+              <w:trPr>
+                <w:cantSplit/>
+                <w:trHeight w:val="360" w:hRule="atLeast"/>
+              </w:trPr>
+              <w:tc>
+                <w:tcPr>
+                  <w:tcW w:type="dxa" w:w="3342"/>
+                  <w:tcBorders>
+                    <w:top w:val="single" w:color="B7C2D1" w:sz="4"/>
+                    <w:left w:val="single" w:color="B7C2D1" w:sz="4"/>
+                    <w:bottom w:val="single" w:color="B7C2D1" w:sz="4"/>
+                    <w:right w:val="single" w:color="B7C2D1" w:sz="4"/>
+                  </w:tcBorders>
+                  <w:shd w:fill="FFFFFF" w:color="auto" w:val="clear"/>
+                  <w:tcMar>
+                    <w:top w:type="dxa" w:w="80"/>
+                    <w:left w:type="dxa" w:w="120"/>
+                    <w:bottom w:type="dxa" w:w="80"/>
+                    <w:right w:type="dxa" w:w="120"/>
+                  </w:tcMar>
+                  <w:vAlign w:val="center"/>
+                </w:tcPr>
+                <w:p>
+                  <w:pPr>
+                    <w:spacing w:after="0" w:before="0"/>
+                  </w:pPr>
+                  <w:r>
+                    <w:rPr>
+                      <w:rFonts w:ascii="Arial" w:cs="Arial" w:eastAsia="Arial" w:hAnsi="Arial"/>
+                      <w:sz w:val="21"/>
+                      <w:szCs w:val="21"/>
+                    </w:rPr>
+                    <w:t xml:space="preserve">Ask the user for a word. Display three lines: [word], then the Boolean True, then the Boolean False.</w:t>
+                  </w:r>
+                </w:p>
+              </w:tc>
+              <w:tc>
+                <w:tcPr>
+                  <w:tcW w:type="dxa" w:w="3342"/>
+                  <w:tcBorders>
+                    <w:top w:val="single" w:color="B7C2D1" w:sz="4"/>
+                    <w:left w:val="single" w:color="B7C2D1" w:sz="4"/>
+                    <w:bottom w:val="single" w:color="B7C2D1" w:sz="4"/>
+                    <w:right w:val="single" w:color="B7C2D1" w:sz="4"/>
+                  </w:tcBorders>
+                  <w:shd w:fill="FFFFFF" w:color="auto" w:val="clear"/>
+                  <w:tcMar>
+                    <w:top w:type="dxa" w:w="80"/>
+                    <w:left w:type="dxa" w:w="120"/>
+                    <w:bottom w:type="dxa" w:w="80"/>
+                    <w:right w:type="dxa" w:w="120"/>
+                  </w:tcMar>
+                  <w:vAlign w:val="center"/>
+                </w:tcPr>
+                <w:p>
+                  <w:pPr>
+                    <w:spacing w:after="0" w:before="0"/>
+                  </w:pPr>
+                  <w:r>
+                    <w:rPr>
+                      <w:rFonts w:ascii="Arial" w:cs="Arial" w:eastAsia="Arial" w:hAnsi="Arial"/>
+                      <w:b w:val="false"/>
+                      <w:bCs w:val="false"/>
+                      <w:sz w:val="21"/>
+                      <w:szCs w:val="21"/>
+                    </w:rPr>
+                    <w:t xml:space="preserve">2</w:t>
                   </w:r>
                 </w:p>
               </w:tc>
@@ -4937,7 +5679,7 @@
                       <w:sz w:val="21"/>
                       <w:szCs w:val="21"/>
                     </w:rPr>
-                    <w:t xml:space="preserve">Ask the user for two whole numbers. Add the second to the first and display [total] and nothing else.</w:t>
+                    <w:t xml:space="preserve">Ask the user for a whole number. Add 1 to it and display [answer] and nothing else.</w:t>
                   </w:r>
                 </w:p>
               </w:tc>
@@ -4971,7 +5713,7 @@
                       <w:sz w:val="21"/>
                       <w:szCs w:val="21"/>
                     </w:rPr>
-                    <w:t xml:space="preserve">3</w:t>
+                    <w:t xml:space="preserve">2</w:t>
                   </w:r>
                 </w:p>
               </w:tc>
@@ -5043,7 +5785,219 @@
                       <w:sz w:val="21"/>
                       <w:szCs w:val="21"/>
                     </w:rPr>
-                    <w:t xml:space="preserve">Ask the user for an amount, which may have a decimal point. Display one line in the form Fine due: [amount] pounds, with the amount as a real number, so 3 shows as 3.0.</w:t>
+                    <w:t xml:space="preserve">Ask the user for two whole numbers. Add them together and display [total] and nothing else.</w:t>
+                  </w:r>
+                </w:p>
+              </w:tc>
+              <w:tc>
+                <w:tcPr>
+                  <w:tcW w:type="dxa" w:w="3342"/>
+                  <w:tcBorders>
+                    <w:top w:val="single" w:color="B7C2D1" w:sz="4"/>
+                    <w:left w:val="single" w:color="B7C2D1" w:sz="4"/>
+                    <w:bottom w:val="single" w:color="B7C2D1" w:sz="4"/>
+                    <w:right w:val="single" w:color="B7C2D1" w:sz="4"/>
+                  </w:tcBorders>
+                  <w:shd w:fill="FFFFFF" w:color="auto" w:val="clear"/>
+                  <w:tcMar>
+                    <w:top w:type="dxa" w:w="80"/>
+                    <w:left w:type="dxa" w:w="120"/>
+                    <w:bottom w:type="dxa" w:w="80"/>
+                    <w:right w:type="dxa" w:w="120"/>
+                  </w:tcMar>
+                  <w:vAlign w:val="center"/>
+                </w:tcPr>
+                <w:p>
+                  <w:pPr>
+                    <w:spacing w:after="0" w:before="0"/>
+                  </w:pPr>
+                  <w:r>
+                    <w:rPr>
+                      <w:rFonts w:ascii="Arial" w:cs="Arial" w:eastAsia="Arial" w:hAnsi="Arial"/>
+                      <w:b w:val="false"/>
+                      <w:bCs w:val="false"/>
+                      <w:sz w:val="21"/>
+                      <w:szCs w:val="21"/>
+                    </w:rPr>
+                    <w:t xml:space="preserve">2</w:t>
+                  </w:r>
+                </w:p>
+              </w:tc>
+              <w:tc>
+                <w:tcPr>
+                  <w:tcW w:type="dxa" w:w="3342"/>
+                  <w:tcBorders>
+                    <w:top w:val="single" w:color="B7C2D1" w:sz="4"/>
+                    <w:left w:val="single" w:color="B7C2D1" w:sz="4"/>
+                    <w:bottom w:val="single" w:color="B7C2D1" w:sz="4"/>
+                    <w:right w:val="single" w:color="B7C2D1" w:sz="4"/>
+                  </w:tcBorders>
+                  <w:shd w:fill="FFFFFF" w:color="auto" w:val="clear"/>
+                  <w:tcMar>
+                    <w:top w:type="dxa" w:w="80"/>
+                    <w:left w:type="dxa" w:w="120"/>
+                    <w:bottom w:type="dxa" w:w="80"/>
+                    <w:right w:type="dxa" w:w="120"/>
+                  </w:tcMar>
+                  <w:vAlign w:val="center"/>
+                </w:tcPr>
+                <w:p>
+                  <w:pPr>
+                    <w:spacing w:after="0" w:before="0"/>
+                  </w:pPr>
+                  <w:r>
+                    <w:rPr>
+                      <w:rFonts w:ascii="Arial" w:cs="Arial" w:eastAsia="Arial" w:hAnsi="Arial"/>
+                      <w:b w:val="false"/>
+                      <w:bCs w:val="false"/>
+                      <w:sz w:val="21"/>
+                      <w:szCs w:val="21"/>
+                    </w:rPr>
+                    <w:t xml:space="preserve"/>
+                  </w:r>
+                </w:p>
+              </w:tc>
+            </w:tr>
+            <w:tr>
+              <w:trPr>
+                <w:cantSplit/>
+                <w:trHeight w:val="360" w:hRule="atLeast"/>
+              </w:trPr>
+              <w:tc>
+                <w:tcPr>
+                  <w:tcW w:type="dxa" w:w="3342"/>
+                  <w:tcBorders>
+                    <w:top w:val="single" w:color="B7C2D1" w:sz="4"/>
+                    <w:left w:val="single" w:color="B7C2D1" w:sz="4"/>
+                    <w:bottom w:val="single" w:color="B7C2D1" w:sz="4"/>
+                    <w:right w:val="single" w:color="B7C2D1" w:sz="4"/>
+                  </w:tcBorders>
+                  <w:shd w:fill="FFFFFF" w:color="auto" w:val="clear"/>
+                  <w:tcMar>
+                    <w:top w:type="dxa" w:w="80"/>
+                    <w:left w:type="dxa" w:w="120"/>
+                    <w:bottom w:type="dxa" w:w="80"/>
+                    <w:right w:type="dxa" w:w="120"/>
+                  </w:tcMar>
+                  <w:vAlign w:val="center"/>
+                </w:tcPr>
+                <w:p>
+                  <w:pPr>
+                    <w:spacing w:after="0" w:before="0"/>
+                  </w:pPr>
+                  <w:r>
+                    <w:rPr>
+                      <w:rFonts w:ascii="Arial" w:cs="Arial" w:eastAsia="Arial" w:hAnsi="Arial"/>
+                      <w:sz w:val="21"/>
+                      <w:szCs w:val="21"/>
+                    </w:rPr>
+                    <w:t xml:space="preserve">Ask the user for a number, which may have a decimal point. Display [number] as a real number and nothing else, so 4 shows as 4.0.</w:t>
+                  </w:r>
+                </w:p>
+              </w:tc>
+              <w:tc>
+                <w:tcPr>
+                  <w:tcW w:type="dxa" w:w="3342"/>
+                  <w:tcBorders>
+                    <w:top w:val="single" w:color="B7C2D1" w:sz="4"/>
+                    <w:left w:val="single" w:color="B7C2D1" w:sz="4"/>
+                    <w:bottom w:val="single" w:color="B7C2D1" w:sz="4"/>
+                    <w:right w:val="single" w:color="B7C2D1" w:sz="4"/>
+                  </w:tcBorders>
+                  <w:shd w:fill="FFFFFF" w:color="auto" w:val="clear"/>
+                  <w:tcMar>
+                    <w:top w:type="dxa" w:w="80"/>
+                    <w:left w:type="dxa" w:w="120"/>
+                    <w:bottom w:type="dxa" w:w="80"/>
+                    <w:right w:type="dxa" w:w="120"/>
+                  </w:tcMar>
+                  <w:vAlign w:val="center"/>
+                </w:tcPr>
+                <w:p>
+                  <w:pPr>
+                    <w:spacing w:after="0" w:before="0"/>
+                  </w:pPr>
+                  <w:r>
+                    <w:rPr>
+                      <w:rFonts w:ascii="Arial" w:cs="Arial" w:eastAsia="Arial" w:hAnsi="Arial"/>
+                      <w:b w:val="false"/>
+                      <w:bCs w:val="false"/>
+                      <w:sz w:val="21"/>
+                      <w:szCs w:val="21"/>
+                    </w:rPr>
+                    <w:t xml:space="preserve">2</w:t>
+                  </w:r>
+                </w:p>
+              </w:tc>
+              <w:tc>
+                <w:tcPr>
+                  <w:tcW w:type="dxa" w:w="3342"/>
+                  <w:tcBorders>
+                    <w:top w:val="single" w:color="B7C2D1" w:sz="4"/>
+                    <w:left w:val="single" w:color="B7C2D1" w:sz="4"/>
+                    <w:bottom w:val="single" w:color="B7C2D1" w:sz="4"/>
+                    <w:right w:val="single" w:color="B7C2D1" w:sz="4"/>
+                  </w:tcBorders>
+                  <w:shd w:fill="FFFFFF" w:color="auto" w:val="clear"/>
+                  <w:tcMar>
+                    <w:top w:type="dxa" w:w="80"/>
+                    <w:left w:type="dxa" w:w="120"/>
+                    <w:bottom w:type="dxa" w:w="80"/>
+                    <w:right w:type="dxa" w:w="120"/>
+                  </w:tcMar>
+                  <w:vAlign w:val="center"/>
+                </w:tcPr>
+                <w:p>
+                  <w:pPr>
+                    <w:spacing w:after="0" w:before="0"/>
+                  </w:pPr>
+                  <w:r>
+                    <w:rPr>
+                      <w:rFonts w:ascii="Arial" w:cs="Arial" w:eastAsia="Arial" w:hAnsi="Arial"/>
+                      <w:b w:val="false"/>
+                      <w:bCs w:val="false"/>
+                      <w:sz w:val="21"/>
+                      <w:szCs w:val="21"/>
+                    </w:rPr>
+                    <w:t xml:space="preserve"/>
+                  </w:r>
+                </w:p>
+              </w:tc>
+            </w:tr>
+            <w:tr>
+              <w:trPr>
+                <w:cantSplit/>
+                <w:trHeight w:val="360" w:hRule="atLeast"/>
+              </w:trPr>
+              <w:tc>
+                <w:tcPr>
+                  <w:tcW w:type="dxa" w:w="3342"/>
+                  <w:tcBorders>
+                    <w:top w:val="single" w:color="B7C2D1" w:sz="4"/>
+                    <w:left w:val="single" w:color="B7C2D1" w:sz="4"/>
+                    <w:bottom w:val="single" w:color="B7C2D1" w:sz="4"/>
+                    <w:right w:val="single" w:color="B7C2D1" w:sz="4"/>
+                  </w:tcBorders>
+                  <w:shd w:fill="FFFFFF" w:color="auto" w:val="clear"/>
+                  <w:tcMar>
+                    <w:top w:type="dxa" w:w="80"/>
+                    <w:left w:type="dxa" w:w="120"/>
+                    <w:bottom w:type="dxa" w:w="80"/>
+                    <w:right w:type="dxa" w:w="120"/>
+                  </w:tcMar>
+                  <w:vAlign w:val="center"/>
+                </w:tcPr>
+                <w:p>
+                  <w:pPr>
+                    <w:spacing w:after="0" w:before="0"/>
+                  </w:pPr>
+                  <w:r>
+                    <w:rPr>
+                      <w:rFonts w:ascii="Arial" w:cs="Arial" w:eastAsia="Arial" w:hAnsi="Arial"/>
+                      <w:sz w:val="21"/>
+                      <w:szCs w:val="21"/>
+                    </w:rPr>
+                    <w:t xml:space="preserve">Ask the user for a number, which may have a decimal point. Display one line in the form Value is [number], with the number as a real number, so 4 shows as 4.0.</w:t>
                   </w:r>
                 </w:p>
               </w:tc>
@@ -5717,7 +6671,7 @@
                       <w:sz w:val="21"/>
                       <w:szCs w:val="21"/>
                     </w:rPr>
-                    <w:t xml:space="preserve">Ask the user for a name and then the whole number of races already run. Display [name] of Elm, then [races plus 1] on the next line.</w:t>
+                    <w:t xml:space="preserve">Ask the user for a word and then a whole number. Display two lines, the first [word] and the second [the number with 1 added].</w:t>
                   </w:r>
                 </w:p>
               </w:tc>
@@ -5751,7 +6705,325 @@
                       <w:sz w:val="21"/>
                       <w:szCs w:val="21"/>
                     </w:rPr>
-                    <w:t xml:space="preserve">4</w:t>
+                    <w:t xml:space="preserve">3</w:t>
+                  </w:r>
+                </w:p>
+              </w:tc>
+              <w:tc>
+                <w:tcPr>
+                  <w:tcW w:type="dxa" w:w="3342"/>
+                  <w:tcBorders>
+                    <w:top w:val="single" w:color="B7C2D1" w:sz="4"/>
+                    <w:left w:val="single" w:color="B7C2D1" w:sz="4"/>
+                    <w:bottom w:val="single" w:color="B7C2D1" w:sz="4"/>
+                    <w:right w:val="single" w:color="B7C2D1" w:sz="4"/>
+                  </w:tcBorders>
+                  <w:shd w:fill="FFFFFF" w:color="auto" w:val="clear"/>
+                  <w:tcMar>
+                    <w:top w:type="dxa" w:w="80"/>
+                    <w:left w:type="dxa" w:w="120"/>
+                    <w:bottom w:type="dxa" w:w="80"/>
+                    <w:right w:type="dxa" w:w="120"/>
+                  </w:tcMar>
+                  <w:vAlign w:val="center"/>
+                </w:tcPr>
+                <w:p>
+                  <w:pPr>
+                    <w:spacing w:after="0" w:before="0"/>
+                  </w:pPr>
+                  <w:r>
+                    <w:rPr>
+                      <w:rFonts w:ascii="Arial" w:cs="Arial" w:eastAsia="Arial" w:hAnsi="Arial"/>
+                      <w:b w:val="false"/>
+                      <w:bCs w:val="false"/>
+                      <w:sz w:val="21"/>
+                      <w:szCs w:val="21"/>
+                    </w:rPr>
+                    <w:t xml:space="preserve"/>
+                  </w:r>
+                </w:p>
+              </w:tc>
+            </w:tr>
+            <w:tr>
+              <w:trPr>
+                <w:cantSplit/>
+                <w:trHeight w:val="360" w:hRule="atLeast"/>
+              </w:trPr>
+              <w:tc>
+                <w:tcPr>
+                  <w:tcW w:type="dxa" w:w="3342"/>
+                  <w:tcBorders>
+                    <w:top w:val="single" w:color="B7C2D1" w:sz="4"/>
+                    <w:left w:val="single" w:color="B7C2D1" w:sz="4"/>
+                    <w:bottom w:val="single" w:color="B7C2D1" w:sz="4"/>
+                    <w:right w:val="single" w:color="B7C2D1" w:sz="4"/>
+                  </w:tcBorders>
+                  <w:shd w:fill="FFFFFF" w:color="auto" w:val="clear"/>
+                  <w:tcMar>
+                    <w:top w:type="dxa" w:w="80"/>
+                    <w:left w:type="dxa" w:w="120"/>
+                    <w:bottom w:type="dxa" w:w="80"/>
+                    <w:right w:type="dxa" w:w="120"/>
+                  </w:tcMar>
+                  <w:vAlign w:val="center"/>
+                </w:tcPr>
+                <w:p>
+                  <w:pPr>
+                    <w:spacing w:after="0" w:before="0"/>
+                  </w:pPr>
+                  <w:r>
+                    <w:rPr>
+                      <w:rFonts w:ascii="Arial" w:cs="Arial" w:eastAsia="Arial" w:hAnsi="Arial"/>
+                      <w:sz w:val="21"/>
+                      <w:szCs w:val="21"/>
+                    </w:rPr>
+                    <w:t xml:space="preserve">Ask the user for a word and then a whole number. Add 1 to the number and display one line in the form [word] [answer], with one space between them.</w:t>
+                  </w:r>
+                </w:p>
+              </w:tc>
+              <w:tc>
+                <w:tcPr>
+                  <w:tcW w:type="dxa" w:w="3342"/>
+                  <w:tcBorders>
+                    <w:top w:val="single" w:color="B7C2D1" w:sz="4"/>
+                    <w:left w:val="single" w:color="B7C2D1" w:sz="4"/>
+                    <w:bottom w:val="single" w:color="B7C2D1" w:sz="4"/>
+                    <w:right w:val="single" w:color="B7C2D1" w:sz="4"/>
+                  </w:tcBorders>
+                  <w:shd w:fill="FFFFFF" w:color="auto" w:val="clear"/>
+                  <w:tcMar>
+                    <w:top w:type="dxa" w:w="80"/>
+                    <w:left w:type="dxa" w:w="120"/>
+                    <w:bottom w:type="dxa" w:w="80"/>
+                    <w:right w:type="dxa" w:w="120"/>
+                  </w:tcMar>
+                  <w:vAlign w:val="center"/>
+                </w:tcPr>
+                <w:p>
+                  <w:pPr>
+                    <w:spacing w:after="0" w:before="0"/>
+                  </w:pPr>
+                  <w:r>
+                    <w:rPr>
+                      <w:rFonts w:ascii="Arial" w:cs="Arial" w:eastAsia="Arial" w:hAnsi="Arial"/>
+                      <w:b w:val="false"/>
+                      <w:bCs w:val="false"/>
+                      <w:sz w:val="21"/>
+                      <w:szCs w:val="21"/>
+                    </w:rPr>
+                    <w:t xml:space="preserve">3</w:t>
+                  </w:r>
+                </w:p>
+              </w:tc>
+              <w:tc>
+                <w:tcPr>
+                  <w:tcW w:type="dxa" w:w="3342"/>
+                  <w:tcBorders>
+                    <w:top w:val="single" w:color="B7C2D1" w:sz="4"/>
+                    <w:left w:val="single" w:color="B7C2D1" w:sz="4"/>
+                    <w:bottom w:val="single" w:color="B7C2D1" w:sz="4"/>
+                    <w:right w:val="single" w:color="B7C2D1" w:sz="4"/>
+                  </w:tcBorders>
+                  <w:shd w:fill="FFFFFF" w:color="auto" w:val="clear"/>
+                  <w:tcMar>
+                    <w:top w:type="dxa" w:w="80"/>
+                    <w:left w:type="dxa" w:w="120"/>
+                    <w:bottom w:type="dxa" w:w="80"/>
+                    <w:right w:type="dxa" w:w="120"/>
+                  </w:tcMar>
+                  <w:vAlign w:val="center"/>
+                </w:tcPr>
+                <w:p>
+                  <w:pPr>
+                    <w:spacing w:after="0" w:before="0"/>
+                  </w:pPr>
+                  <w:r>
+                    <w:rPr>
+                      <w:rFonts w:ascii="Arial" w:cs="Arial" w:eastAsia="Arial" w:hAnsi="Arial"/>
+                      <w:b w:val="false"/>
+                      <w:bCs w:val="false"/>
+                      <w:sz w:val="21"/>
+                      <w:szCs w:val="21"/>
+                    </w:rPr>
+                    <w:t xml:space="preserve"/>
+                  </w:r>
+                </w:p>
+              </w:tc>
+            </w:tr>
+            <w:tr>
+              <w:trPr>
+                <w:cantSplit/>
+                <w:trHeight w:val="360" w:hRule="atLeast"/>
+              </w:trPr>
+              <w:tc>
+                <w:tcPr>
+                  <w:tcW w:type="dxa" w:w="3342"/>
+                  <w:tcBorders>
+                    <w:top w:val="single" w:color="B7C2D1" w:sz="4"/>
+                    <w:left w:val="single" w:color="B7C2D1" w:sz="4"/>
+                    <w:bottom w:val="single" w:color="B7C2D1" w:sz="4"/>
+                    <w:right w:val="single" w:color="B7C2D1" w:sz="4"/>
+                  </w:tcBorders>
+                  <w:shd w:fill="FFFFFF" w:color="auto" w:val="clear"/>
+                  <w:tcMar>
+                    <w:top w:type="dxa" w:w="80"/>
+                    <w:left w:type="dxa" w:w="120"/>
+                    <w:bottom w:type="dxa" w:w="80"/>
+                    <w:right w:type="dxa" w:w="120"/>
+                  </w:tcMar>
+                  <w:vAlign w:val="center"/>
+                </w:tcPr>
+                <w:p>
+                  <w:pPr>
+                    <w:spacing w:after="0" w:before="0"/>
+                  </w:pPr>
+                  <w:r>
+                    <w:rPr>
+                      <w:rFonts w:ascii="Arial" w:cs="Arial" w:eastAsia="Arial" w:hAnsi="Arial"/>
+                      <w:sz w:val="21"/>
+                      <w:szCs w:val="21"/>
+                    </w:rPr>
+                    <w:t xml:space="preserve">Ask the user for two whole numbers. Add them together and display one line in the form Total: [total].</w:t>
+                  </w:r>
+                </w:p>
+              </w:tc>
+              <w:tc>
+                <w:tcPr>
+                  <w:tcW w:type="dxa" w:w="3342"/>
+                  <w:tcBorders>
+                    <w:top w:val="single" w:color="B7C2D1" w:sz="4"/>
+                    <w:left w:val="single" w:color="B7C2D1" w:sz="4"/>
+                    <w:bottom w:val="single" w:color="B7C2D1" w:sz="4"/>
+                    <w:right w:val="single" w:color="B7C2D1" w:sz="4"/>
+                  </w:tcBorders>
+                  <w:shd w:fill="FFFFFF" w:color="auto" w:val="clear"/>
+                  <w:tcMar>
+                    <w:top w:type="dxa" w:w="80"/>
+                    <w:left w:type="dxa" w:w="120"/>
+                    <w:bottom w:type="dxa" w:w="80"/>
+                    <w:right w:type="dxa" w:w="120"/>
+                  </w:tcMar>
+                  <w:vAlign w:val="center"/>
+                </w:tcPr>
+                <w:p>
+                  <w:pPr>
+                    <w:spacing w:after="0" w:before="0"/>
+                  </w:pPr>
+                  <w:r>
+                    <w:rPr>
+                      <w:rFonts w:ascii="Arial" w:cs="Arial" w:eastAsia="Arial" w:hAnsi="Arial"/>
+                      <w:b w:val="false"/>
+                      <w:bCs w:val="false"/>
+                      <w:sz w:val="21"/>
+                      <w:szCs w:val="21"/>
+                    </w:rPr>
+                    <w:t xml:space="preserve">3</w:t>
+                  </w:r>
+                </w:p>
+              </w:tc>
+              <w:tc>
+                <w:tcPr>
+                  <w:tcW w:type="dxa" w:w="3342"/>
+                  <w:tcBorders>
+                    <w:top w:val="single" w:color="B7C2D1" w:sz="4"/>
+                    <w:left w:val="single" w:color="B7C2D1" w:sz="4"/>
+                    <w:bottom w:val="single" w:color="B7C2D1" w:sz="4"/>
+                    <w:right w:val="single" w:color="B7C2D1" w:sz="4"/>
+                  </w:tcBorders>
+                  <w:shd w:fill="FFFFFF" w:color="auto" w:val="clear"/>
+                  <w:tcMar>
+                    <w:top w:type="dxa" w:w="80"/>
+                    <w:left w:type="dxa" w:w="120"/>
+                    <w:bottom w:type="dxa" w:w="80"/>
+                    <w:right w:type="dxa" w:w="120"/>
+                  </w:tcMar>
+                  <w:vAlign w:val="center"/>
+                </w:tcPr>
+                <w:p>
+                  <w:pPr>
+                    <w:spacing w:after="0" w:before="0"/>
+                  </w:pPr>
+                  <w:r>
+                    <w:rPr>
+                      <w:rFonts w:ascii="Arial" w:cs="Arial" w:eastAsia="Arial" w:hAnsi="Arial"/>
+                      <w:b w:val="false"/>
+                      <w:bCs w:val="false"/>
+                      <w:sz w:val="21"/>
+                      <w:szCs w:val="21"/>
+                    </w:rPr>
+                    <w:t xml:space="preserve"/>
+                  </w:r>
+                </w:p>
+              </w:tc>
+            </w:tr>
+            <w:tr>
+              <w:trPr>
+                <w:cantSplit/>
+                <w:trHeight w:val="360" w:hRule="atLeast"/>
+              </w:trPr>
+              <w:tc>
+                <w:tcPr>
+                  <w:tcW w:type="dxa" w:w="3342"/>
+                  <w:tcBorders>
+                    <w:top w:val="single" w:color="B7C2D1" w:sz="4"/>
+                    <w:left w:val="single" w:color="B7C2D1" w:sz="4"/>
+                    <w:bottom w:val="single" w:color="B7C2D1" w:sz="4"/>
+                    <w:right w:val="single" w:color="B7C2D1" w:sz="4"/>
+                  </w:tcBorders>
+                  <w:shd w:fill="FFFFFF" w:color="auto" w:val="clear"/>
+                  <w:tcMar>
+                    <w:top w:type="dxa" w:w="80"/>
+                    <w:left w:type="dxa" w:w="120"/>
+                    <w:bottom w:type="dxa" w:w="80"/>
+                    <w:right w:type="dxa" w:w="120"/>
+                  </w:tcMar>
+                  <w:vAlign w:val="center"/>
+                </w:tcPr>
+                <w:p>
+                  <w:pPr>
+                    <w:spacing w:after="0" w:before="0"/>
+                  </w:pPr>
+                  <w:r>
+                    <w:rPr>
+                      <w:rFonts w:ascii="Arial" w:cs="Arial" w:eastAsia="Arial" w:hAnsi="Arial"/>
+                      <w:sz w:val="21"/>
+                      <w:szCs w:val="21"/>
+                    </w:rPr>
+                    <w:t xml:space="preserve">Ask the user for a word, then two whole numbers. Add the two numbers together and display two lines, the first [word] and the second Total: [total].</w:t>
+                  </w:r>
+                </w:p>
+              </w:tc>
+              <w:tc>
+                <w:tcPr>
+                  <w:tcW w:type="dxa" w:w="3342"/>
+                  <w:tcBorders>
+                    <w:top w:val="single" w:color="B7C2D1" w:sz="4"/>
+                    <w:left w:val="single" w:color="B7C2D1" w:sz="4"/>
+                    <w:bottom w:val="single" w:color="B7C2D1" w:sz="4"/>
+                    <w:right w:val="single" w:color="B7C2D1" w:sz="4"/>
+                  </w:tcBorders>
+                  <w:shd w:fill="FFFFFF" w:color="auto" w:val="clear"/>
+                  <w:tcMar>
+                    <w:top w:type="dxa" w:w="80"/>
+                    <w:left w:type="dxa" w:w="120"/>
+                    <w:bottom w:type="dxa" w:w="80"/>
+                    <w:right w:type="dxa" w:w="120"/>
+                  </w:tcMar>
+                  <w:vAlign w:val="center"/>
+                </w:tcPr>
+                <w:p>
+                  <w:pPr>
+                    <w:spacing w:after="0" w:before="0"/>
+                  </w:pPr>
+                  <w:r>
+                    <w:rPr>
+                      <w:rFonts w:ascii="Arial" w:cs="Arial" w:eastAsia="Arial" w:hAnsi="Arial"/>
+                      <w:b w:val="false"/>
+                      <w:bCs w:val="false"/>
+                      <w:sz w:val="21"/>
+                      <w:szCs w:val="21"/>
+                    </w:rPr>
+                    <w:t xml:space="preserve">3</w:t>
                   </w:r>
                 </w:p>
               </w:tc>
@@ -6796,7 +8068,7 @@
                 <w:sz w:val="32"/>
                 <w:szCs w:val="32"/>
               </w:rPr>
-              <w:t xml:space="preserve">______ / 36</w:t>
+              <w:t xml:space="preserve">______ / 60</w:t>
             </w:r>
           </w:p>
         </w:tc>
